--- a/looogen-备案材料/大模型备案申报材料-北京优酷科技有限公司-Looogen/3-附件3-语料标注规则/附件3-语料标注规则.docx
+++ b/looogen-备案材料/大模型备案申报材料-北京优酷科技有限公司-Looogen/3-附件3-语料标注规则/附件3-语料标注规则.docx
@@ -5341,19 +5341,7 @@
       <w:r>
         <w:rPr>
           <w:rFonts w:ascii="Times New Roman" w:eastAsia="仿宋" w:hAnsi="Times New Roman" w:cs="Times New Roman"/>
-          <w:color w:val="FF0000"/>
-          <w:spacing w:val="1"/>
-          <w:sz w:val="32"/>
-          <w:szCs w:val="32"/>
-          <w:shd w:val="clear" w:color="auto" w:fill="FFFFFF"/>
-          <w:lang w:bidi="ar"/>
-        </w:rPr>
-        <w:t>【待确认：本节“文字”功能性标注规则系虎鲸AI剧本拆分镜场景，请按Looogen文本功能实际修改】</w:t>
-      </w:r>
-      <w:r>
-        <w:rPr>
-          <w:rFonts w:ascii="Times New Roman" w:eastAsia="仿宋" w:hAnsi="Times New Roman" w:cs="Times New Roman"/>
-          <w:color w:val="FF0000"/>
+          <w:color w:val="111133"/>
           <w:spacing w:val="1"/>
           <w:sz w:val="32"/>
           <w:szCs w:val="32"/>
@@ -5382,7 +5370,7 @@
       <w:r>
         <w:rPr>
           <w:rFonts w:ascii="Times New Roman" w:eastAsia="仿宋" w:hAnsi="Times New Roman" w:cs="Times New Roman"/>
-          <w:color w:val="FF0000"/>
+          <w:color w:val="111133"/>
           <w:spacing w:val="1"/>
           <w:sz w:val="32"/>
           <w:szCs w:val="32"/>
@@ -5639,7 +5627,7 @@
             <w:r>
               <w:rPr>
                 <w:rFonts w:ascii="Times New Roman" w:eastAsia="仿宋" w:hAnsi="Times New Roman"/>
-                <w:color w:val="FF0000"/>
+                <w:color w:val="000000"/>
                 <w:sz w:val="32"/>
                 <w:szCs w:val="32"/>
               </w:rPr>
@@ -5738,7 +5726,7 @@
             <w:r>
               <w:rPr>
                 <w:rFonts w:ascii="Times New Roman" w:eastAsia="仿宋" w:hAnsi="Times New Roman"/>
-                <w:color w:val="FF0000"/>
+                <w:color w:val="000000"/>
                 <w:sz w:val="32"/>
                 <w:szCs w:val="32"/>
               </w:rPr>
@@ -5747,7 +5735,7 @@
             <w:r>
               <w:rPr>
                 <w:rFonts w:ascii="Times New Roman" w:eastAsia="仿宋" w:hAnsi="Times New Roman"/>
-                <w:color w:val="FF0000"/>
+                <w:color w:val="111133"/>
                 <w:spacing w:val="1"/>
                 <w:sz w:val="32"/>
                 <w:szCs w:val="32"/>
@@ -5758,7 +5746,7 @@
             <w:r>
               <w:rPr>
                 <w:rFonts w:ascii="Times New Roman" w:eastAsia="仿宋" w:hAnsi="Times New Roman"/>
-                <w:color w:val="FF0000"/>
+                <w:color w:val="111133"/>
                 <w:spacing w:val="1"/>
                 <w:sz w:val="32"/>
                 <w:szCs w:val="32"/>
@@ -5770,7 +5758,7 @@
             <w:r>
               <w:rPr>
                 <w:rFonts w:ascii="Times New Roman" w:eastAsia="仿宋" w:hAnsi="Times New Roman"/>
-                <w:color w:val="FF0000"/>
+                <w:color w:val="000000"/>
                 <w:sz w:val="32"/>
                 <w:szCs w:val="32"/>
               </w:rPr>
@@ -5870,7 +5858,7 @@
             <w:r>
               <w:rPr>
                 <w:rFonts w:ascii="Times New Roman" w:eastAsia="仿宋" w:hAnsi="Times New Roman"/>
-                <w:color w:val="FF0000"/>
+                <w:color w:val="000000"/>
                 <w:sz w:val="32"/>
                 <w:szCs w:val="32"/>
               </w:rPr>
@@ -5902,7 +5890,7 @@
             <w:r>
               <w:rPr>
                 <w:rFonts w:ascii="Times New Roman" w:eastAsia="DengXian" w:hAnsi="Times New Roman"/>
-                <w:color w:val="FF0000"/>
+                <w:color w:val="000000"/>
                 <w:sz w:val="32"/>
                 <w:szCs w:val="32"/>
               </w:rPr>
@@ -5911,7 +5899,7 @@
             <w:r>
               <w:rPr>
                 <w:rFonts w:ascii="Times New Roman" w:eastAsia="仿宋" w:hAnsi="Times New Roman"/>
-                <w:color w:val="FF0000"/>
+                <w:color w:val="000000"/>
                 <w:sz w:val="32"/>
                 <w:szCs w:val="32"/>
               </w:rPr>
@@ -5969,7 +5957,7 @@
             <w:r>
               <w:rPr>
                 <w:rFonts w:ascii="Times New Roman" w:eastAsia="仿宋" w:hAnsi="Times New Roman"/>
-                <w:color w:val="FF0000"/>
+                <w:color w:val="000000"/>
                 <w:sz w:val="32"/>
                 <w:szCs w:val="32"/>
               </w:rPr>
@@ -6068,7 +6056,7 @@
             <w:r>
               <w:rPr>
                 <w:rFonts w:ascii="Times New Roman" w:eastAsia="仿宋" w:hAnsi="Times New Roman"/>
-                <w:color w:val="FF0000"/>
+                <w:color w:val="000000"/>
                 <w:sz w:val="32"/>
                 <w:szCs w:val="32"/>
               </w:rPr>
@@ -6100,7 +6088,7 @@
             <w:r>
               <w:rPr>
                 <w:rFonts w:ascii="Times New Roman" w:eastAsia="DengXian" w:hAnsi="Times New Roman"/>
-                <w:color w:val="FF0000"/>
+                <w:color w:val="000000"/>
                 <w:sz w:val="32"/>
                 <w:szCs w:val="32"/>
               </w:rPr>
@@ -6109,7 +6097,7 @@
             <w:r>
               <w:rPr>
                 <w:rFonts w:ascii="Times New Roman" w:eastAsia="仿宋" w:hAnsi="Times New Roman"/>
-                <w:color w:val="FF0000"/>
+                <w:color w:val="000000"/>
                 <w:sz w:val="32"/>
                 <w:szCs w:val="32"/>
               </w:rPr>
@@ -6167,7 +6155,7 @@
             <w:r>
               <w:rPr>
                 <w:rFonts w:ascii="Times New Roman" w:eastAsia="仿宋" w:hAnsi="Times New Roman"/>
-                <w:color w:val="FF0000"/>
+                <w:color w:val="000000"/>
                 <w:sz w:val="32"/>
                 <w:szCs w:val="32"/>
               </w:rPr>
@@ -6176,7 +6164,7 @@
             <w:r>
               <w:rPr>
                 <w:rFonts w:ascii="Times New Roman" w:eastAsia="仿宋" w:hAnsi="Times New Roman"/>
-                <w:color w:val="FF0000"/>
+                <w:color w:val="000000"/>
                 <w:sz w:val="32"/>
                 <w:szCs w:val="32"/>
               </w:rPr>
@@ -6277,7 +6265,7 @@
             <w:r>
               <w:rPr>
                 <w:rFonts w:ascii="Times New Roman" w:eastAsia="仿宋" w:hAnsi="Times New Roman"/>
-                <w:color w:val="FF0000"/>
+                <w:color w:val="000000"/>
                 <w:sz w:val="32"/>
                 <w:szCs w:val="32"/>
               </w:rPr>
@@ -6309,7 +6297,7 @@
             <w:r>
               <w:rPr>
                 <w:rFonts w:ascii="Times New Roman" w:eastAsia="DengXian" w:hAnsi="Times New Roman"/>
-                <w:color w:val="FF0000"/>
+                <w:color w:val="000000"/>
                 <w:sz w:val="32"/>
                 <w:szCs w:val="32"/>
               </w:rPr>
@@ -6318,7 +6306,7 @@
             <w:r>
               <w:rPr>
                 <w:rFonts w:ascii="Times New Roman" w:eastAsia="仿宋" w:hAnsi="Times New Roman"/>
-                <w:color w:val="FF0000"/>
+                <w:color w:val="000000"/>
                 <w:sz w:val="32"/>
                 <w:szCs w:val="32"/>
               </w:rPr>
@@ -6376,7 +6364,7 @@
             <w:r>
               <w:rPr>
                 <w:rFonts w:ascii="Times New Roman" w:eastAsia="仿宋" w:hAnsi="Times New Roman"/>
-                <w:color w:val="FF0000"/>
+                <w:color w:val="000000"/>
                 <w:sz w:val="32"/>
                 <w:szCs w:val="32"/>
               </w:rPr>
@@ -6475,7 +6463,7 @@
             <w:r>
               <w:rPr>
                 <w:rFonts w:ascii="Times New Roman" w:eastAsia="仿宋" w:hAnsi="Times New Roman"/>
-                <w:color w:val="FF0000"/>
+                <w:color w:val="000000"/>
                 <w:sz w:val="32"/>
                 <w:szCs w:val="32"/>
               </w:rPr>
@@ -6575,7 +6563,7 @@
             <w:r>
               <w:rPr>
                 <w:rFonts w:ascii="Times New Roman" w:eastAsia="仿宋" w:hAnsi="Times New Roman"/>
-                <w:color w:val="FF0000"/>
+                <w:color w:val="000000"/>
                 <w:sz w:val="32"/>
                 <w:szCs w:val="32"/>
               </w:rPr>
@@ -6607,7 +6595,7 @@
             <w:r>
               <w:rPr>
                 <w:rFonts w:ascii="Times New Roman" w:eastAsia="DengXian" w:hAnsi="Times New Roman"/>
-                <w:color w:val="FF0000"/>
+                <w:color w:val="000000"/>
                 <w:sz w:val="32"/>
                 <w:szCs w:val="32"/>
               </w:rPr>
@@ -6616,7 +6604,7 @@
             <w:r>
               <w:rPr>
                 <w:rFonts w:ascii="Times New Roman" w:eastAsia="仿宋" w:hAnsi="Times New Roman"/>
-                <w:color w:val="FF0000"/>
+                <w:color w:val="000000"/>
                 <w:sz w:val="32"/>
                 <w:szCs w:val="32"/>
               </w:rPr>
@@ -6647,7 +6635,7 @@
             <w:r>
               <w:rPr>
                 <w:rFonts w:ascii="Times New Roman" w:eastAsia="仿宋" w:hAnsi="Times New Roman"/>
-                <w:color w:val="FF0000"/>
+                <w:color w:val="000000"/>
                 <w:sz w:val="32"/>
                 <w:szCs w:val="32"/>
               </w:rPr>
@@ -6811,7 +6799,7 @@
             <w:r>
               <w:rPr>
                 <w:rFonts w:ascii="Times New Roman" w:eastAsia="仿宋" w:hAnsi="Times New Roman"/>
-                <w:color w:val="FF0000"/>
+                <w:color w:val="000000"/>
                 <w:sz w:val="32"/>
                 <w:szCs w:val="32"/>
               </w:rPr>
@@ -6843,7 +6831,7 @@
             <w:r>
               <w:rPr>
                 <w:rFonts w:ascii="Times New Roman" w:eastAsia="DengXian" w:hAnsi="Times New Roman"/>
-                <w:color w:val="FF0000"/>
+                <w:color w:val="000000"/>
                 <w:sz w:val="32"/>
                 <w:szCs w:val="32"/>
               </w:rPr>
@@ -6852,7 +6840,7 @@
             <w:r>
               <w:rPr>
                 <w:rFonts w:ascii="Times New Roman" w:eastAsia="仿宋" w:hAnsi="Times New Roman"/>
-                <w:color w:val="FF0000"/>
+                <w:color w:val="000000"/>
                 <w:sz w:val="32"/>
                 <w:szCs w:val="32"/>
               </w:rPr>
@@ -6883,7 +6871,7 @@
             <w:r>
               <w:rPr>
                 <w:rFonts w:ascii="Times New Roman" w:eastAsia="仿宋" w:hAnsi="Times New Roman"/>
-                <w:color w:val="FF0000"/>
+                <w:color w:val="000000"/>
                 <w:sz w:val="32"/>
                 <w:szCs w:val="32"/>
               </w:rPr>
@@ -6910,7 +6898,7 @@
             <w:r>
               <w:rPr>
                 <w:rFonts w:ascii="Times New Roman" w:eastAsia="仿宋" w:hAnsi="Times New Roman"/>
-                <w:color w:val="FF0000"/>
+                <w:color w:val="000000"/>
                 <w:sz w:val="32"/>
                 <w:szCs w:val="32"/>
               </w:rPr>
@@ -7009,7 +6997,7 @@
             <w:r>
               <w:rPr>
                 <w:rFonts w:ascii="Times New Roman" w:eastAsia="仿宋" w:hAnsi="Times New Roman"/>
-                <w:color w:val="FF0000"/>
+                <w:color w:val="000000"/>
                 <w:sz w:val="32"/>
                 <w:szCs w:val="32"/>
               </w:rPr>
@@ -7018,7 +7006,7 @@
             <w:r>
               <w:rPr>
                 <w:rFonts w:ascii="Times New Roman" w:eastAsia="仿宋" w:hAnsi="Times New Roman"/>
-                <w:color w:val="FF0000"/>
+                <w:color w:val="000000"/>
                 <w:sz w:val="32"/>
                 <w:szCs w:val="32"/>
               </w:rPr>
@@ -7269,7 +7257,7 @@
             <w:r>
               <w:rPr>
                 <w:rFonts w:ascii="Times New Roman" w:eastAsia="仿宋" w:hAnsi="Times New Roman" w:cs="Times New Roman"/>
-                <w:color w:val="FF0000"/>
+                <w:color w:val="111133"/>
                 <w:spacing w:val="1"/>
                 <w:sz w:val="32"/>
                 <w:szCs w:val="32"/>
@@ -7689,7 +7677,7 @@
             <w:r>
               <w:rPr>
                 <w:rFonts w:ascii="Times New Roman" w:eastAsia="仿宋" w:hAnsi="Times New Roman"/>
-                <w:color w:val="FF0000"/>
+                <w:color w:val="111133"/>
                 <w:spacing w:val="1"/>
                 <w:sz w:val="32"/>
                 <w:szCs w:val="32"/>
@@ -7714,7 +7702,7 @@
             <w:r>
               <w:rPr>
                 <w:rFonts w:ascii="Times New Roman" w:eastAsia="仿宋" w:hAnsi="Times New Roman"/>
-                <w:color w:val="FF0000"/>
+                <w:color w:val="111133"/>
                 <w:spacing w:val="1"/>
                 <w:sz w:val="32"/>
                 <w:szCs w:val="32"/>
@@ -7744,7 +7732,7 @@
             <w:r>
               <w:rPr>
                 <w:rFonts w:ascii="Times New Roman" w:eastAsia="仿宋" w:hAnsi="Times New Roman"/>
-                <w:color w:val="FF0000"/>
+                <w:color w:val="111133"/>
                 <w:spacing w:val="1"/>
                 <w:sz w:val="32"/>
                 <w:szCs w:val="32"/>
@@ -7985,7 +7973,7 @@
             <w:r>
               <w:rPr>
                 <w:rFonts w:ascii="Times New Roman" w:eastAsia="仿宋" w:hAnsi="Times New Roman"/>
-                <w:color w:val="FF0000"/>
+                <w:color w:val="000000"/>
                 <w:sz w:val="32"/>
                 <w:szCs w:val="32"/>
               </w:rPr>
@@ -8021,7 +8009,7 @@
             <w:r>
               <w:rPr>
                 <w:rFonts w:ascii="Times New Roman" w:eastAsia="仿宋" w:hAnsi="Times New Roman"/>
-                <w:color w:val="FF0000"/>
+                <w:color w:val="000000"/>
                 <w:sz w:val="32"/>
                 <w:szCs w:val="32"/>
               </w:rPr>
@@ -8042,7 +8030,7 @@
             <w:r>
               <w:rPr>
                 <w:rFonts w:ascii="Times New Roman" w:eastAsia="仿宋" w:hAnsi="Times New Roman"/>
-                <w:color w:val="FF0000"/>
+                <w:color w:val="000000"/>
                 <w:sz w:val="32"/>
                 <w:szCs w:val="32"/>
               </w:rPr>
@@ -8051,7 +8039,7 @@
             <w:r>
               <w:rPr>
                 <w:rFonts w:ascii="Times New Roman" w:eastAsia="仿宋" w:hAnsi="Times New Roman"/>
-                <w:color w:val="FF0000"/>
+                <w:color w:val="000000"/>
                 <w:sz w:val="32"/>
                 <w:szCs w:val="32"/>
               </w:rPr>
@@ -8060,7 +8048,7 @@
             <w:r>
               <w:rPr>
                 <w:rFonts w:ascii="Times New Roman" w:eastAsia="仿宋" w:hAnsi="Times New Roman"/>
-                <w:color w:val="FF0000"/>
+                <w:color w:val="000000"/>
                 <w:sz w:val="32"/>
                 <w:szCs w:val="32"/>
               </w:rPr>
@@ -8069,7 +8057,7 @@
             <w:r>
               <w:rPr>
                 <w:rFonts w:ascii="Times New Roman" w:eastAsia="仿宋" w:hAnsi="Times New Roman"/>
-                <w:color w:val="FF0000"/>
+                <w:color w:val="000000"/>
                 <w:sz w:val="32"/>
                 <w:szCs w:val="32"/>
               </w:rPr>
@@ -8078,7 +8066,7 @@
             <w:r>
               <w:rPr>
                 <w:rFonts w:ascii="Times New Roman" w:eastAsia="仿宋" w:hAnsi="Times New Roman"/>
-                <w:color w:val="FF0000"/>
+                <w:color w:val="000000"/>
                 <w:sz w:val="32"/>
                 <w:szCs w:val="32"/>
               </w:rPr>
@@ -8087,7 +8075,7 @@
             <w:r>
               <w:rPr>
                 <w:rFonts w:ascii="Times New Roman" w:eastAsia="仿宋" w:hAnsi="Times New Roman"/>
-                <w:color w:val="FF0000"/>
+                <w:color w:val="000000"/>
                 <w:sz w:val="32"/>
                 <w:szCs w:val="32"/>
               </w:rPr>
@@ -8096,7 +8084,7 @@
             <w:r>
               <w:rPr>
                 <w:rFonts w:ascii="Times New Roman" w:eastAsia="仿宋" w:hAnsi="Times New Roman"/>
-                <w:color w:val="FF0000"/>
+                <w:color w:val="000000"/>
                 <w:sz w:val="32"/>
                 <w:szCs w:val="32"/>
               </w:rPr>
@@ -8105,7 +8093,7 @@
             <w:r>
               <w:rPr>
                 <w:rFonts w:ascii="Times New Roman" w:eastAsia="仿宋" w:hAnsi="Times New Roman"/>
-                <w:color w:val="FF0000"/>
+                <w:color w:val="000000"/>
                 <w:sz w:val="32"/>
                 <w:szCs w:val="32"/>
               </w:rPr>
@@ -8114,7 +8102,7 @@
             <w:r>
               <w:rPr>
                 <w:rFonts w:ascii="Times New Roman" w:eastAsia="仿宋" w:hAnsi="Times New Roman"/>
-                <w:color w:val="FF0000"/>
+                <w:color w:val="000000"/>
                 <w:sz w:val="32"/>
                 <w:szCs w:val="32"/>
               </w:rPr>
@@ -8146,7 +8134,7 @@
             <w:r>
               <w:rPr>
                 <w:rFonts w:ascii="Times New Roman" w:eastAsia="仿宋" w:hAnsi="Times New Roman"/>
-                <w:color w:val="FF0000"/>
+                <w:color w:val="000000"/>
                 <w:sz w:val="32"/>
                 <w:szCs w:val="32"/>
               </w:rPr>
@@ -8238,7 +8226,7 @@
             <w:r>
               <w:rPr>
                 <w:rFonts w:ascii="Times New Roman" w:eastAsia="仿宋" w:hAnsi="Times New Roman"/>
-                <w:color w:val="FF0000"/>
+                <w:color w:val="000000"/>
                 <w:sz w:val="32"/>
                 <w:szCs w:val="32"/>
               </w:rPr>
@@ -8247,7 +8235,7 @@
             <w:r>
               <w:rPr>
                 <w:rFonts w:ascii="Times New Roman" w:eastAsia="仿宋" w:hAnsi="Times New Roman"/>
-                <w:color w:val="FF0000"/>
+                <w:color w:val="000000"/>
                 <w:sz w:val="32"/>
                 <w:szCs w:val="32"/>
               </w:rPr>
@@ -8373,7 +8361,7 @@
             <w:r>
               <w:rPr>
                 <w:rFonts w:ascii="Times New Roman" w:eastAsia="仿宋" w:hAnsi="Times New Roman"/>
-                <w:color w:val="FF0000"/>
+                <w:color w:val="000000"/>
                 <w:sz w:val="32"/>
                 <w:szCs w:val="32"/>
               </w:rPr>
@@ -8383,7 +8371,7 @@
             <w:r>
               <w:rPr>
                 <w:rFonts w:ascii="Times New Roman" w:eastAsia="仿宋" w:hAnsi="Times New Roman"/>
-                <w:color w:val="FF0000"/>
+                <w:color w:val="000000"/>
                 <w:sz w:val="32"/>
                 <w:szCs w:val="32"/>
               </w:rPr>
@@ -8436,7 +8424,7 @@
       <w:r>
         <w:rPr>
           <w:rFonts w:ascii="Times New Roman" w:eastAsia="仿宋" w:hAnsi="Times New Roman" w:cs="Times New Roman"/>
-          <w:color w:val="FF0000"/>
+          <w:color w:val="000000"/>
           <w:sz w:val="32"/>
           <w:szCs w:val="32"/>
           <w:lang w:bidi="ar"/>
